--- a/public/resume/generated/rahul-mitra-cyber-security-2026-11.docx
+++ b/public/resume/generated/rahul-mitra-cyber-security-2026-11.docx
@@ -676,7 +676,7 @@
         <w:spacing w:before="0" w:after="0"/>
       </w:pPr>
       <w:r>
-        <w:t>Technical: Burp Suite, Wireshark, SSRF, CSRF, SQL/NoSQL injection, authentication bypass, OAuth2/JWT, OWASP Top 10, fuzzing, reverse engineering, custom exploit scripting, Python, Bash, Rust</w:t>
+        <w:t>Technical: Burp Suite, Wireshark, SSRF, CSRF, SQL/NoSQL injection, authentication bypass, OAuth2/JWT, OWASP Top 10, fuzzing, reverse engineering, custom exploit scripting, Python, Bash, Rust, Claude Code, ChatGPT</w:t>
       </w:r>
     </w:p>
     <w:p>

--- a/public/resume/generated/rahul-mitra-cyber-security-2026-11.docx
+++ b/public/resume/generated/rahul-mitra-cyber-security-2026-11.docx
@@ -676,7 +676,7 @@
         <w:spacing w:before="0" w:after="0"/>
       </w:pPr>
       <w:r>
-        <w:t>Technical: Burp Suite, Wireshark, SSRF, CSRF, SQL/NoSQL injection, authentication bypass, OAuth2/JWT, OWASP Top 10, fuzzing, reverse engineering, custom exploit scripting, Python, Bash, Rust, Claude Code, ChatGPT</w:t>
+        <w:t>Technical: Burp Suite, Wireshark, SSRF, CSRF, SQL/NoSQL injection, authentication bypass, OAuth2/JWT, OWASP Top 10, fuzzing, reverse engineering, custom exploit scripting, Python, Bash, Rust, Claude Code, ChatGPT, Gemini, ComfyUI</w:t>
       </w:r>
     </w:p>
     <w:p>

--- a/public/resume/generated/rahul-mitra-cyber-security-2026-11.docx
+++ b/public/resume/generated/rahul-mitra-cyber-security-2026-11.docx
@@ -106,7 +106,7 @@
       </w:pPr>
       <w:r>
         <w:rPr>
-          <w:sz w:val="19"/>
+          <w:sz w:val="18"/>
         </w:rPr>
         <w:t xml:space="preserve"> </w:t>
       </w:r>
@@ -167,7 +167,7 @@
     <w:p>
       <w:pPr>
         <w:spacing w:before="0" w:after="0"/>
-        <w:ind w:left="780" w:hanging="119"/>
+        <w:ind w:left="780" w:hanging="113"/>
       </w:pPr>
       <w:r>
         <w:t>• Pursuing a Second Major in Computer Science and a Minor in Mathematics.</w:t>
@@ -176,7 +176,7 @@
     <w:p>
       <w:pPr>
         <w:spacing w:before="0" w:after="0"/>
-        <w:ind w:left="780" w:hanging="119"/>
+        <w:ind w:left="780" w:hanging="113"/>
       </w:pPr>
       <w:r>
         <w:t>• Awarded Certificate of Outstanding Performance in 3D Computer Vision (CS4277): top student in a class of 24, NUS School of Computing.</w:t>
@@ -188,7 +188,7 @@
       </w:pPr>
       <w:r>
         <w:rPr>
-          <w:sz w:val="19"/>
+          <w:sz w:val="18"/>
         </w:rPr>
         <w:t xml:space="preserve"> </w:t>
       </w:r>
@@ -234,7 +234,7 @@
     <w:p>
       <w:pPr>
         <w:spacing w:before="0" w:after="0"/>
-        <w:ind w:left="780" w:hanging="119"/>
+        <w:ind w:left="780" w:hanging="113"/>
       </w:pPr>
       <w:r>
         <w:t>• Design an AI-driven put-away recommendation system for STMicroelectronics' Singapore warehouse, replacing experience-based slotting with capacity-aware decisions drawn from 3 live inputs: picking history, demand forecasts, and available capacity.</w:t>
@@ -246,7 +246,7 @@
       </w:pPr>
       <w:r>
         <w:rPr>
-          <w:sz w:val="19"/>
+          <w:sz w:val="18"/>
         </w:rPr>
         <w:t xml:space="preserve"> </w:t>
       </w:r>
@@ -276,7 +276,7 @@
     <w:p>
       <w:pPr>
         <w:spacing w:before="0" w:after="0"/>
-        <w:ind w:left="780" w:hanging="119"/>
+        <w:ind w:left="780" w:hanging="113"/>
       </w:pPr>
       <w:r>
         <w:t>• Build vision systems for 3 imaging workstreams: camera ISP enhancement, super-resolution, and image restoration under motion and low light.</w:t>
@@ -288,7 +288,7 @@
       </w:pPr>
       <w:r>
         <w:rPr>
-          <w:sz w:val="19"/>
+          <w:sz w:val="18"/>
         </w:rPr>
         <w:t xml:space="preserve"> </w:t>
       </w:r>
@@ -318,7 +318,7 @@
     <w:p>
       <w:pPr>
         <w:spacing w:before="0" w:after="0"/>
-        <w:ind w:left="780" w:hanging="119"/>
+        <w:ind w:left="780" w:hanging="113"/>
       </w:pPr>
       <w:r>
         <w:t>• Design a tool loop where a model emits schema-constrained JSON and the solver computes every number, gated by an automated numeric-fidelity check and a per-call audit log with no write path to plant control.</w:t>
@@ -330,7 +330,7 @@
       </w:pPr>
       <w:r>
         <w:rPr>
-          <w:sz w:val="19"/>
+          <w:sz w:val="18"/>
         </w:rPr>
         <w:t xml:space="preserve"> </w:t>
       </w:r>
@@ -360,16 +360,7 @@
     <w:p>
       <w:pPr>
         <w:spacing w:before="0" w:after="0"/>
-        <w:ind w:left="780" w:hanging="119"/>
-      </w:pPr>
-      <w:r>
-        <w:t>• Developed a SimPy discrete-event digital twin and OR-Tools CP-SAT solver for hybrid flow-shop scheduling, then compared 3 approaches (heuristic, MIP, and genetic algorithm) to turn production objectives and constraints into decision-ready schedules.</w:t>
-      </w:r>
-    </w:p>
-    <w:p>
-      <w:pPr>
-        <w:spacing w:before="0" w:after="0"/>
-        <w:ind w:left="780" w:hanging="119"/>
+        <w:ind w:left="780" w:hanging="113"/>
       </w:pPr>
       <w:r>
         <w:t>• Validated a non-destructive, 15-stage changeover-data pipeline against 5 years of unseen raw data with zero execution failures across operator- and machine-generated anomalies.</w:t>
@@ -378,7 +369,7 @@
     <w:p>
       <w:pPr>
         <w:spacing w:before="0" w:after="0"/>
-        <w:ind w:left="780" w:hanging="119"/>
+        <w:ind w:left="780" w:hanging="113"/>
       </w:pPr>
       <w:r>
         <w:t>• Productionized a team-built APC simulator for live internal users on Azure App Service with Docker packaging, access restrictions, and runtime and session hardening.</w:t>
@@ -390,7 +381,7 @@
       </w:pPr>
       <w:r>
         <w:rPr>
-          <w:sz w:val="19"/>
+          <w:sz w:val="18"/>
         </w:rPr>
         <w:t xml:space="preserve"> </w:t>
       </w:r>
@@ -423,23 +414,23 @@
         <w:rPr>
           <w:b/>
         </w:rPr>
-        <w:t>Finalist, Volt Pulse SG: SMU Hack For Cities (Top 8 Finalist of 50+ teams)</w:t>
+        <w:t>Team Lead &amp; Finalist, Swarmline: SG Defense Tech Hackathon (1,300+ applicants)</w:t>
       </w:r>
       <w:r>
         <w:rPr>
           <w:b/>
         </w:rPr>
         <w:tab/>
-        <w:t>Jan 2026</w:t>
+        <w:t>Sep 2026</w:t>
       </w:r>
     </w:p>
     <w:p>
       <w:pPr>
         <w:spacing w:before="0" w:after="0"/>
-        <w:ind w:left="780" w:hanging="119"/>
+        <w:ind w:left="780" w:hanging="113"/>
       </w:pPr>
       <w:r>
-        <w:t>• Integrated SEALION embeddings, Supabase vector search, RRF routing, and scheduler-agent planning into an autonomous loop managing electricity and utility savings across multiple HDB households at once, placing top 8 of 50+ teams.</w:t>
+        <w:t>• Implemented a deterministic Unreal Engine 5.8 C++ simulation with Claude Code; under a ground-link jam, 30 drones confirmed all 8 walking targets in 10 of 10 seeded runs, against 2.1 for an operator-run fleet.</w:t>
       </w:r>
     </w:p>
     <w:p>
@@ -448,7 +439,7 @@
       </w:pPr>
       <w:r>
         <w:rPr>
-          <w:sz w:val="19"/>
+          <w:sz w:val="18"/>
         </w:rPr>
         <w:t xml:space="preserve"> </w:t>
       </w:r>
@@ -465,7 +456,49 @@
         <w:rPr>
           <w:b/>
         </w:rPr>
-        <w:t>Competitor, DSTA BRINHACK 2025 CTF</w:t>
+        <w:t>Finalist, Volt Pulse SG: SMU Hack For Cities (Top 8 Finalist of 50+ teams)</w:t>
+      </w:r>
+      <w:r>
+        <w:rPr>
+          <w:b/>
+        </w:rPr>
+        <w:tab/>
+        <w:t>Jan 2026</w:t>
+      </w:r>
+    </w:p>
+    <w:p>
+      <w:pPr>
+        <w:spacing w:before="0" w:after="0"/>
+        <w:ind w:left="780" w:hanging="113"/>
+      </w:pPr>
+      <w:r>
+        <w:t>• Integrated SEALION embeddings, Supabase vector search, RRF routing, and scheduler-agent planning into an autonomous loop managing electricity and utility savings across multiple HDB households at once, placing top 8 of 50+ teams.</w:t>
+      </w:r>
+    </w:p>
+    <w:p>
+      <w:pPr>
+        <w:spacing w:before="0" w:after="0"/>
+      </w:pPr>
+      <w:r>
+        <w:rPr>
+          <w:sz w:val="18"/>
+        </w:rPr>
+        <w:t xml:space="preserve"> </w:t>
+      </w:r>
+    </w:p>
+    <w:p>
+      <w:pPr>
+        <w:keepNext/>
+        <w:tabs>
+          <w:tab w:pos="10466" w:val="right"/>
+        </w:tabs>
+        <w:spacing w:before="0" w:after="0"/>
+      </w:pPr>
+      <w:r>
+        <w:rPr>
+          <w:b/>
+        </w:rPr>
+        <w:t>Competitor, DSTA BrainHack 2025 CTF</w:t>
       </w:r>
       <w:r>
         <w:rPr>
@@ -478,7 +511,7 @@
     <w:p>
       <w:pPr>
         <w:spacing w:before="0" w:after="0"/>
-        <w:ind w:left="780" w:hanging="119"/>
+        <w:ind w:left="780" w:hanging="113"/>
       </w:pPr>
       <w:r>
         <w:t>• Solved web, crypto, reverse-engineering, and systems-security challenges under time pressure, finishing around 90th of 400+ teams.</w:t>
@@ -490,7 +523,7 @@
       </w:pPr>
       <w:r>
         <w:rPr>
-          <w:sz w:val="19"/>
+          <w:sz w:val="18"/>
         </w:rPr>
         <w:t xml:space="preserve"> </w:t>
       </w:r>
@@ -536,7 +569,7 @@
     <w:p>
       <w:pPr>
         <w:spacing w:before="0" w:after="0"/>
-        <w:ind w:left="780" w:hanging="119"/>
+        <w:ind w:left="780" w:hanging="113"/>
       </w:pPr>
       <w:r>
         <w:t>• Assessed GovTech GBBP12/13, the Land Transport Authority, and 13+ other programs for SSRF, CSRF, SQL/NoSQL injection, authentication bypass, and access-control weaknesses.</w:t>
@@ -545,7 +578,7 @@
     <w:p>
       <w:pPr>
         <w:spacing w:before="0" w:after="0"/>
-        <w:ind w:left="780" w:hanging="119"/>
+        <w:ind w:left="780" w:hanging="113"/>
       </w:pPr>
       <w:r>
         <w:t>• Automated endpoint discovery, payload delivery, and evidence collection for responsible-disclosure reports with Burp Suite, Wireshark, Python, Bash, and custom fuzzing scripts.</w:t>
@@ -554,7 +587,7 @@
     <w:p>
       <w:pPr>
         <w:spacing w:before="0" w:after="0"/>
-        <w:ind w:left="780" w:hanging="119"/>
+        <w:ind w:left="780" w:hanging="113"/>
       </w:pPr>
       <w:r>
         <w:t>• Applied Burp Suite for MitM HTTP interception and Wireshark for OSI Layer 3-4 deep packet inspection and TLS handshake analysis.</w:t>
@@ -566,7 +599,7 @@
       </w:pPr>
       <w:r>
         <w:rPr>
-          <w:sz w:val="19"/>
+          <w:sz w:val="18"/>
         </w:rPr>
         <w:t xml:space="preserve"> </w:t>
       </w:r>
@@ -596,7 +629,7 @@
     <w:p>
       <w:pPr>
         <w:spacing w:before="0" w:after="0"/>
-        <w:ind w:left="780" w:hanging="119"/>
+        <w:ind w:left="780" w:hanging="113"/>
       </w:pPr>
       <w:r>
         <w:t>• Coordinate weekly senior-engagement activities, building empathy for healthcare, accessibility, and community-focused product design.</w:t>
@@ -608,7 +641,7 @@
       </w:pPr>
       <w:r>
         <w:rPr>
-          <w:sz w:val="19"/>
+          <w:sz w:val="18"/>
         </w:rPr>
         <w:t xml:space="preserve"> </w:t>
       </w:r>
@@ -638,7 +671,7 @@
     <w:p>
       <w:pPr>
         <w:spacing w:before="0" w:after="0"/>
-        <w:ind w:left="780" w:hanging="119"/>
+        <w:ind w:left="780" w:hanging="113"/>
       </w:pPr>
       <w:r>
         <w:t>• Compressed a 6-month food-waste analysis cycle into a 3-minute reporting process with an Excel VBA automation workflow inside a security-constrained environment.</w:t>
@@ -650,7 +683,7 @@
       </w:pPr>
       <w:r>
         <w:rPr>
-          <w:sz w:val="19"/>
+          <w:sz w:val="18"/>
         </w:rPr>
         <w:t xml:space="preserve"> </w:t>
       </w:r>
@@ -1065,7 +1098,7 @@
     </w:pPr>
     <w:rPr>
       <w:rFonts w:ascii="Arial" w:hAnsi="Arial" w:eastAsia="Arial" w:cs="Arial"/>
-      <w:sz w:val="19"/>
+      <w:sz w:val="18"/>
     </w:rPr>
   </w:style>
   <w:style w:type="paragraph" w:styleId="Header">
